--- a/analysis/GSE42872/docs/GSE42872_论文.docx
+++ b/analysis/GSE42872/docs/GSE42872_论文.docx
@@ -358,7 +358,7 @@
       <w:r>
         <w:drawing>
           <wp:inline xmlns:a="http://schemas.openxmlformats.org/drawingml/2006/main" xmlns:pic="http://schemas.openxmlformats.org/drawingml/2006/picture">
-            <wp:extent cx="4500000" cy="3535714"/>
+            <wp:extent cx="4500000" cy="3535000"/>
             <wp:docPr id="1" name="Picture 1"/>
             <wp:cNvGraphicFramePr>
               <a:graphicFrameLocks noChangeAspect="1"/>
@@ -367,7 +367,7 @@
               <a:graphicData uri="http://schemas.openxmlformats.org/drawingml/2006/picture">
                 <pic:pic>
                   <pic:nvPicPr>
-                    <pic:cNvPr id="0" name="fig02_pca.png"/>
+                    <pic:cNvPr id="0" name="docximg_d9b7f9fc.png"/>
                     <pic:cNvPicPr/>
                   </pic:nvPicPr>
                   <pic:blipFill>
@@ -379,7 +379,7 @@
                   <pic:spPr>
                     <a:xfrm>
                       <a:off x="0" y="0"/>
-                      <a:ext cx="4500000" cy="3535714"/>
+                      <a:ext cx="4500000" cy="3535000"/>
                     </a:xfrm>
                     <a:prstGeom prst="rect"/>
                   </pic:spPr>
@@ -1681,7 +1681,7 @@
       <w:r>
         <w:drawing>
           <wp:inline xmlns:a="http://schemas.openxmlformats.org/drawingml/2006/main" xmlns:pic="http://schemas.openxmlformats.org/drawingml/2006/picture">
-            <wp:extent cx="4860000" cy="3948750"/>
+            <wp:extent cx="4860000" cy="3947400"/>
             <wp:docPr id="2" name="Picture 2"/>
             <wp:cNvGraphicFramePr>
               <a:graphicFrameLocks noChangeAspect="1"/>
@@ -1690,7 +1690,7 @@
               <a:graphicData uri="http://schemas.openxmlformats.org/drawingml/2006/picture">
                 <pic:pic>
                   <pic:nvPicPr>
-                    <pic:cNvPr id="0" name="fig04_volcano.png"/>
+                    <pic:cNvPr id="0" name="docximg_e14455b2.png"/>
                     <pic:cNvPicPr/>
                   </pic:nvPicPr>
                   <pic:blipFill>
@@ -1702,7 +1702,7 @@
                   <pic:spPr>
                     <a:xfrm>
                       <a:off x="0" y="0"/>
-                      <a:ext cx="4860000" cy="3948750"/>
+                      <a:ext cx="4860000" cy="3947400"/>
                     </a:xfrm>
                     <a:prstGeom prst="rect"/>
                   </pic:spPr>
@@ -2539,7 +2539,7 @@
               <a:graphicData uri="http://schemas.openxmlformats.org/drawingml/2006/picture">
                 <pic:pic>
                   <pic:nvPicPr>
-                    <pic:cNvPr id="0" name="fig07_MAPK_targets.png"/>
+                    <pic:cNvPr id="0" name="docximg_48fc054b.png"/>
                     <pic:cNvPicPr/>
                   </pic:nvPicPr>
                   <pic:blipFill>
@@ -3049,7 +3049,7 @@
               <a:graphicData uri="http://schemas.openxmlformats.org/drawingml/2006/picture">
                 <pic:pic>
                   <pic:nvPicPr>
-                    <pic:cNvPr id="0" name="fig09_gsea_builtin.png"/>
+                    <pic:cNvPr id="0" name="docximg_eab8481d.png"/>
                     <pic:cNvPicPr/>
                   </pic:nvPicPr>
                   <pic:blipFill>
